--- a/src/spring/docker.docx
+++ b/src/spring/docker.docx
@@ -326,7 +326,15 @@
         <w:t>dự án Spring Boot</w:t>
       </w:r>
       <w:r>
-        <w:t xml:space="preserve"> với file pom.xml (Maven) hoặc build.gradle (Gradle). Các bước:</w:t>
+        <w:t xml:space="preserve"> với file pom.xml (Maven) hoặc </w:t>
+      </w:r>
+      <w:proofErr w:type="gramStart"/>
+      <w:r>
+        <w:t>build.gradle</w:t>
+      </w:r>
+      <w:proofErr w:type="gramEnd"/>
+      <w:r>
+        <w:t xml:space="preserve"> (Gradle). Các bước:</w:t>
       </w:r>
     </w:p>
     <w:p>
@@ -390,8 +398,13 @@
           <w:tab w:val="left" w:pos="3235"/>
         </w:tabs>
       </w:pPr>
-      <w:r>
-        <w:t>./gradlew build -x test</w:t>
+      <w:proofErr w:type="gramStart"/>
+      <w:r>
+        <w:t>./</w:t>
+      </w:r>
+      <w:proofErr w:type="gramEnd"/>
+      <w:r>
+        <w:t>gradlew build -x test</w:t>
       </w:r>
     </w:p>
     <w:p>
@@ -598,8 +611,13 @@
         </w:tabs>
       </w:pPr>
       <w:r>
-        <w:t>docker build -t my-springboot-app .</w:t>
-      </w:r>
+        <w:t>docker build -t my-springboot-</w:t>
+      </w:r>
+      <w:proofErr w:type="gramStart"/>
+      <w:r>
+        <w:t>app .</w:t>
+      </w:r>
+      <w:proofErr w:type="gramEnd"/>
     </w:p>
     <w:p>
       <w:pPr>
@@ -798,6 +816,881 @@
       </w:pPr>
       <w:r>
         <w:t>Bạn có muốn tôi làm không?</w:t>
+      </w:r>
+    </w:p>
+    <w:p>
+      <w:pPr>
+        <w:tabs>
+          <w:tab w:val="left" w:pos="3235"/>
+        </w:tabs>
+      </w:pPr>
+    </w:p>
+    <w:p>
+      <w:pPr>
+        <w:tabs>
+          <w:tab w:val="left" w:pos="3235"/>
+        </w:tabs>
+        <w:rPr>
+          <w:b/>
+          <w:bCs/>
+        </w:rPr>
+      </w:pPr>
+      <w:r>
+        <w:rPr>
+          <w:b/>
+          <w:bCs/>
+        </w:rPr>
+        <w:t>1. Khái niệm Saga Pattern</w:t>
+      </w:r>
+    </w:p>
+    <w:p>
+      <w:pPr>
+        <w:tabs>
+          <w:tab w:val="left" w:pos="3235"/>
+        </w:tabs>
+      </w:pPr>
+      <w:r>
+        <w:rPr>
+          <w:b/>
+          <w:bCs/>
+        </w:rPr>
+        <w:t>Saga Pattern</w:t>
+      </w:r>
+      <w:r>
+        <w:t xml:space="preserve"> là một </w:t>
+      </w:r>
+      <w:r>
+        <w:rPr>
+          <w:b/>
+          <w:bCs/>
+        </w:rPr>
+        <w:t>cách quản lý transaction phân tán</w:t>
+      </w:r>
+      <w:r>
+        <w:t xml:space="preserve"> trong microservice, khi mỗi service có </w:t>
+      </w:r>
+      <w:r>
+        <w:rPr>
+          <w:b/>
+          <w:bCs/>
+        </w:rPr>
+        <w:t>database riêng</w:t>
+      </w:r>
+      <w:r>
+        <w:t xml:space="preserve"> và không thể dùng transaction ACID xuyên dịch vụ.</w:t>
+      </w:r>
+    </w:p>
+    <w:p>
+      <w:pPr>
+        <w:numPr>
+          <w:ilvl w:val="0"/>
+          <w:numId w:val="5"/>
+        </w:numPr>
+        <w:tabs>
+          <w:tab w:val="left" w:pos="3235"/>
+        </w:tabs>
+      </w:pPr>
+      <w:r>
+        <w:t xml:space="preserve">Thay vì rollback toàn bộ khi có lỗi, </w:t>
+      </w:r>
+      <w:r>
+        <w:rPr>
+          <w:b/>
+          <w:bCs/>
+        </w:rPr>
+        <w:t>Saga chia transaction lớn thành nhiều transaction nhỏ (local transaction)</w:t>
+      </w:r>
+      <w:r>
+        <w:t>, mỗi service tự commit database của mình.</w:t>
+      </w:r>
+    </w:p>
+    <w:p>
+      <w:pPr>
+        <w:numPr>
+          <w:ilvl w:val="0"/>
+          <w:numId w:val="5"/>
+        </w:numPr>
+        <w:tabs>
+          <w:tab w:val="left" w:pos="3235"/>
+        </w:tabs>
+      </w:pPr>
+      <w:r>
+        <w:t xml:space="preserve">Nếu một bước thất bại, Saga sẽ </w:t>
+      </w:r>
+      <w:r>
+        <w:rPr>
+          <w:b/>
+          <w:bCs/>
+        </w:rPr>
+        <w:t>thực hiện các compensating transaction</w:t>
+      </w:r>
+      <w:r>
+        <w:t xml:space="preserve"> (gọi là bước “bù lại”) để undo các bước trước đó.</w:t>
+      </w:r>
+    </w:p>
+    <w:p>
+      <w:pPr>
+        <w:numPr>
+          <w:ilvl w:val="0"/>
+          <w:numId w:val="5"/>
+        </w:numPr>
+        <w:tabs>
+          <w:tab w:val="left" w:pos="3235"/>
+        </w:tabs>
+      </w:pPr>
+      <w:r>
+        <w:t xml:space="preserve">Nói cách khác: </w:t>
+      </w:r>
+      <w:r>
+        <w:rPr>
+          <w:b/>
+          <w:bCs/>
+        </w:rPr>
+        <w:t>Saga là “transaction có khả năng tự hủy dần”</w:t>
+      </w:r>
+      <w:r>
+        <w:t xml:space="preserve">, đảm bảo hệ thống </w:t>
+      </w:r>
+      <w:r>
+        <w:rPr>
+          <w:b/>
+          <w:bCs/>
+        </w:rPr>
+        <w:t>eventually consistent</w:t>
+      </w:r>
+      <w:r>
+        <w:t xml:space="preserve"> (cuối cùng nhất quán).</w:t>
+      </w:r>
+    </w:p>
+    <w:p>
+      <w:pPr>
+        <w:tabs>
+          <w:tab w:val="left" w:pos="3235"/>
+        </w:tabs>
+      </w:pPr>
+      <w:r>
+        <w:pict w14:anchorId="5E0567F9">
+          <v:rect id="_x0000_i1104" style="width:0;height:1.5pt" o:hralign="center" o:hrstd="t" o:hr="t" fillcolor="#a0a0a0" stroked="f"/>
+        </w:pict>
+      </w:r>
+    </w:p>
+    <w:p>
+      <w:pPr>
+        <w:tabs>
+          <w:tab w:val="left" w:pos="3235"/>
+        </w:tabs>
+        <w:rPr>
+          <w:b/>
+          <w:bCs/>
+        </w:rPr>
+      </w:pPr>
+      <w:r>
+        <w:rPr>
+          <w:b/>
+          <w:bCs/>
+        </w:rPr>
+        <w:t>2. Cách hoạt động</w:t>
+      </w:r>
+    </w:p>
+    <w:p>
+      <w:pPr>
+        <w:tabs>
+          <w:tab w:val="left" w:pos="3235"/>
+        </w:tabs>
+      </w:pPr>
+      <w:r>
+        <w:t>Giả sử một transaction tổng thể gồm các bước:</w:t>
+      </w:r>
+    </w:p>
+    <w:p>
+      <w:pPr>
+        <w:numPr>
+          <w:ilvl w:val="0"/>
+          <w:numId w:val="6"/>
+        </w:numPr>
+        <w:tabs>
+          <w:tab w:val="left" w:pos="3235"/>
+        </w:tabs>
+      </w:pPr>
+      <w:r>
+        <w:t>Bước 1: Tạo order (Order Service)</w:t>
+      </w:r>
+    </w:p>
+    <w:p>
+      <w:pPr>
+        <w:numPr>
+          <w:ilvl w:val="0"/>
+          <w:numId w:val="6"/>
+        </w:numPr>
+        <w:tabs>
+          <w:tab w:val="left" w:pos="3235"/>
+        </w:tabs>
+      </w:pPr>
+      <w:r>
+        <w:lastRenderedPageBreak/>
+        <w:t>Bước 2: Trừ tiền (Payment Service)</w:t>
+      </w:r>
+    </w:p>
+    <w:p>
+      <w:pPr>
+        <w:numPr>
+          <w:ilvl w:val="0"/>
+          <w:numId w:val="6"/>
+        </w:numPr>
+        <w:tabs>
+          <w:tab w:val="left" w:pos="3235"/>
+        </w:tabs>
+      </w:pPr>
+      <w:r>
+        <w:t>Bước 3: Tạo vận đơn (Shipment Service)</w:t>
+      </w:r>
+    </w:p>
+    <w:p>
+      <w:pPr>
+        <w:tabs>
+          <w:tab w:val="left" w:pos="3235"/>
+        </w:tabs>
+        <w:rPr>
+          <w:b/>
+          <w:bCs/>
+        </w:rPr>
+      </w:pPr>
+      <w:r>
+        <w:rPr>
+          <w:b/>
+          <w:bCs/>
+        </w:rPr>
+        <w:t>2.1 Choreography-based Saga</w:t>
+      </w:r>
+    </w:p>
+    <w:p>
+      <w:pPr>
+        <w:numPr>
+          <w:ilvl w:val="0"/>
+          <w:numId w:val="7"/>
+        </w:numPr>
+        <w:tabs>
+          <w:tab w:val="left" w:pos="3235"/>
+        </w:tabs>
+      </w:pPr>
+      <w:r>
+        <w:t xml:space="preserve">Mỗi service </w:t>
+      </w:r>
+      <w:r>
+        <w:rPr>
+          <w:b/>
+          <w:bCs/>
+        </w:rPr>
+        <w:t>phát event</w:t>
+      </w:r>
+      <w:r>
+        <w:t xml:space="preserve"> khi hoàn thành step → service tiếp theo nghe và thực hiện.</w:t>
+      </w:r>
+    </w:p>
+    <w:p>
+      <w:pPr>
+        <w:numPr>
+          <w:ilvl w:val="0"/>
+          <w:numId w:val="7"/>
+        </w:numPr>
+        <w:tabs>
+          <w:tab w:val="left" w:pos="3235"/>
+        </w:tabs>
+      </w:pPr>
+      <w:r>
+        <w:t xml:space="preserve">Nếu step nào fail → service tự phát event để </w:t>
+      </w:r>
+      <w:r>
+        <w:rPr>
+          <w:b/>
+          <w:bCs/>
+        </w:rPr>
+        <w:t>undo các bước trước</w:t>
+      </w:r>
+      <w:r>
+        <w:t>.</w:t>
+      </w:r>
+    </w:p>
+    <w:p>
+      <w:pPr>
+        <w:tabs>
+          <w:tab w:val="left" w:pos="3235"/>
+        </w:tabs>
+      </w:pPr>
+      <w:r>
+        <w:rPr>
+          <w:b/>
+          <w:bCs/>
+        </w:rPr>
+        <w:t>Flow:</w:t>
+      </w:r>
+    </w:p>
+    <w:p>
+      <w:pPr>
+        <w:tabs>
+          <w:tab w:val="left" w:pos="3235"/>
+        </w:tabs>
+      </w:pPr>
+      <w:r>
+        <w:t>Order Service creates order → emits OrderCreated event</w:t>
+      </w:r>
+    </w:p>
+    <w:p>
+      <w:pPr>
+        <w:tabs>
+          <w:tab w:val="left" w:pos="3235"/>
+        </w:tabs>
+      </w:pPr>
+      <w:r>
+        <w:t>Payment Service listens → deducts payment → emits PaymentDone</w:t>
+      </w:r>
+    </w:p>
+    <w:p>
+      <w:pPr>
+        <w:tabs>
+          <w:tab w:val="left" w:pos="3235"/>
+        </w:tabs>
+      </w:pPr>
+      <w:r>
+        <w:t>Shipment Service listens → creates shipment</w:t>
+      </w:r>
+    </w:p>
+    <w:p>
+      <w:pPr>
+        <w:tabs>
+          <w:tab w:val="left" w:pos="3235"/>
+        </w:tabs>
+      </w:pPr>
+      <w:r>
+        <w:t>If Payment fails → PaymentFailed event → Order Service cancels order</w:t>
+      </w:r>
+    </w:p>
+    <w:p>
+      <w:pPr>
+        <w:tabs>
+          <w:tab w:val="left" w:pos="3235"/>
+        </w:tabs>
+      </w:pPr>
+      <w:r>
+        <w:rPr>
+          <w:b/>
+          <w:bCs/>
+        </w:rPr>
+        <w:t>Đặc điểm:</w:t>
+      </w:r>
+      <w:r>
+        <w:t xml:space="preserve"> Không cần trung tâm điều phối, nhưng luồng event có thể khó kiểm soát khi nhiều service tham gia.</w:t>
+      </w:r>
+    </w:p>
+    <w:p>
+      <w:pPr>
+        <w:tabs>
+          <w:tab w:val="left" w:pos="3235"/>
+        </w:tabs>
+      </w:pPr>
+      <w:r>
+        <w:pict w14:anchorId="1072B1EC">
+          <v:rect id="_x0000_i1105" style="width:0;height:1.5pt" o:hralign="center" o:hrstd="t" o:hr="t" fillcolor="#a0a0a0" stroked="f"/>
+        </w:pict>
+      </w:r>
+    </w:p>
+    <w:p>
+      <w:pPr>
+        <w:tabs>
+          <w:tab w:val="left" w:pos="3235"/>
+        </w:tabs>
+        <w:rPr>
+          <w:b/>
+          <w:bCs/>
+        </w:rPr>
+      </w:pPr>
+      <w:r>
+        <w:rPr>
+          <w:b/>
+          <w:bCs/>
+        </w:rPr>
+        <w:t>2.2 Orchestration-based Saga</w:t>
+      </w:r>
+    </w:p>
+    <w:p>
+      <w:pPr>
+        <w:numPr>
+          <w:ilvl w:val="0"/>
+          <w:numId w:val="8"/>
+        </w:numPr>
+        <w:tabs>
+          <w:tab w:val="left" w:pos="3235"/>
+        </w:tabs>
+      </w:pPr>
+      <w:r>
+        <w:t xml:space="preserve">Có một </w:t>
+      </w:r>
+      <w:r>
+        <w:rPr>
+          <w:b/>
+          <w:bCs/>
+        </w:rPr>
+        <w:t>Saga Coordinator</w:t>
+      </w:r>
+      <w:r>
+        <w:t xml:space="preserve"> trung tâm: gửi lệnh tới từng service theo sequence.</w:t>
+      </w:r>
+    </w:p>
+    <w:p>
+      <w:pPr>
+        <w:numPr>
+          <w:ilvl w:val="0"/>
+          <w:numId w:val="8"/>
+        </w:numPr>
+        <w:tabs>
+          <w:tab w:val="left" w:pos="3235"/>
+        </w:tabs>
+      </w:pPr>
+      <w:r>
+        <w:t>Coordinator nhận kết quả success/fail, quyết định bước tiếp theo hoặc compensating transaction.</w:t>
+      </w:r>
+    </w:p>
+    <w:p>
+      <w:pPr>
+        <w:tabs>
+          <w:tab w:val="left" w:pos="3235"/>
+        </w:tabs>
+      </w:pPr>
+      <w:r>
+        <w:rPr>
+          <w:b/>
+          <w:bCs/>
+        </w:rPr>
+        <w:t>Flow:</w:t>
+      </w:r>
+    </w:p>
+    <w:p>
+      <w:pPr>
+        <w:tabs>
+          <w:tab w:val="left" w:pos="3235"/>
+        </w:tabs>
+      </w:pPr>
+      <w:r>
+        <w:t>Saga Coordinator:</w:t>
+      </w:r>
+    </w:p>
+    <w:p>
+      <w:pPr>
+        <w:tabs>
+          <w:tab w:val="left" w:pos="3235"/>
+        </w:tabs>
+      </w:pPr>
+      <w:r>
+        <w:t xml:space="preserve">  1. tell Order Service to create order</w:t>
+      </w:r>
+    </w:p>
+    <w:p>
+      <w:pPr>
+        <w:tabs>
+          <w:tab w:val="left" w:pos="3235"/>
+        </w:tabs>
+      </w:pPr>
+      <w:r>
+        <w:t xml:space="preserve">  2. tell Payment Service to deduct money</w:t>
+      </w:r>
+    </w:p>
+    <w:p>
+      <w:pPr>
+        <w:tabs>
+          <w:tab w:val="left" w:pos="3235"/>
+        </w:tabs>
+      </w:pPr>
+      <w:r>
+        <w:t xml:space="preserve">  3. tell Shipment Service to create shipment</w:t>
+      </w:r>
+    </w:p>
+    <w:p>
+      <w:pPr>
+        <w:tabs>
+          <w:tab w:val="left" w:pos="3235"/>
+        </w:tabs>
+      </w:pPr>
+      <w:r>
+        <w:t xml:space="preserve">  4. if any step fails → send rollback commands to previous services</w:t>
+      </w:r>
+    </w:p>
+    <w:p>
+      <w:pPr>
+        <w:tabs>
+          <w:tab w:val="left" w:pos="3235"/>
+        </w:tabs>
+      </w:pPr>
+      <w:r>
+        <w:rPr>
+          <w:b/>
+          <w:bCs/>
+        </w:rPr>
+        <w:t>Đặc điểm:</w:t>
+      </w:r>
+    </w:p>
+    <w:p>
+      <w:pPr>
+        <w:numPr>
+          <w:ilvl w:val="0"/>
+          <w:numId w:val="9"/>
+        </w:numPr>
+        <w:tabs>
+          <w:tab w:val="left" w:pos="3235"/>
+        </w:tabs>
+      </w:pPr>
+      <w:r>
+        <w:t>Dễ theo dõi và debug.</w:t>
+      </w:r>
+    </w:p>
+    <w:p>
+      <w:pPr>
+        <w:numPr>
+          <w:ilvl w:val="0"/>
+          <w:numId w:val="9"/>
+        </w:numPr>
+        <w:tabs>
+          <w:tab w:val="left" w:pos="3235"/>
+        </w:tabs>
+      </w:pPr>
+      <w:r>
+        <w:t>Phụ thuộc vào Coordinator → có điểm single point of failure nếu không thiết kế resilient.</w:t>
+      </w:r>
+    </w:p>
+    <w:p>
+      <w:pPr>
+        <w:tabs>
+          <w:tab w:val="left" w:pos="3235"/>
+        </w:tabs>
+      </w:pPr>
+      <w:r>
+        <w:lastRenderedPageBreak/>
+        <w:pict w14:anchorId="1B2064E2">
+          <v:rect id="_x0000_i1106" style="width:0;height:1.5pt" o:hralign="center" o:hrstd="t" o:hr="t" fillcolor="#a0a0a0" stroked="f"/>
+        </w:pict>
+      </w:r>
+    </w:p>
+    <w:p>
+      <w:pPr>
+        <w:tabs>
+          <w:tab w:val="left" w:pos="3235"/>
+        </w:tabs>
+        <w:rPr>
+          <w:b/>
+          <w:bCs/>
+        </w:rPr>
+      </w:pPr>
+      <w:r>
+        <w:rPr>
+          <w:b/>
+          <w:bCs/>
+        </w:rPr>
+        <w:t>3. Ưu điểm của Saga Pattern</w:t>
+      </w:r>
+    </w:p>
+    <w:p>
+      <w:pPr>
+        <w:numPr>
+          <w:ilvl w:val="0"/>
+          <w:numId w:val="10"/>
+        </w:numPr>
+        <w:tabs>
+          <w:tab w:val="left" w:pos="3235"/>
+        </w:tabs>
+      </w:pPr>
+      <w:r>
+        <w:t xml:space="preserve">Không cần transaction phân tán ACID → </w:t>
+      </w:r>
+      <w:r>
+        <w:rPr>
+          <w:b/>
+          <w:bCs/>
+        </w:rPr>
+        <w:t>scale tốt</w:t>
+      </w:r>
+      <w:r>
+        <w:t>.</w:t>
+      </w:r>
+    </w:p>
+    <w:p>
+      <w:pPr>
+        <w:numPr>
+          <w:ilvl w:val="0"/>
+          <w:numId w:val="10"/>
+        </w:numPr>
+        <w:tabs>
+          <w:tab w:val="left" w:pos="3235"/>
+        </w:tabs>
+      </w:pPr>
+      <w:r>
+        <w:t xml:space="preserve">Hỗ trợ </w:t>
+      </w:r>
+      <w:r>
+        <w:rPr>
+          <w:b/>
+          <w:bCs/>
+        </w:rPr>
+        <w:t>microservice độc lập, database riêng</w:t>
+      </w:r>
+      <w:r>
+        <w:t>.</w:t>
+      </w:r>
+    </w:p>
+    <w:p>
+      <w:pPr>
+        <w:numPr>
+          <w:ilvl w:val="0"/>
+          <w:numId w:val="10"/>
+        </w:numPr>
+        <w:tabs>
+          <w:tab w:val="left" w:pos="3235"/>
+        </w:tabs>
+      </w:pPr>
+      <w:r>
+        <w:t xml:space="preserve">Dễ mở rộng cho hệ thống </w:t>
+      </w:r>
+      <w:proofErr w:type="gramStart"/>
+      <w:r>
+        <w:t>event-driven</w:t>
+      </w:r>
+      <w:proofErr w:type="gramEnd"/>
+      <w:r>
+        <w:t>.</w:t>
+      </w:r>
+    </w:p>
+    <w:p>
+      <w:pPr>
+        <w:tabs>
+          <w:tab w:val="left" w:pos="3235"/>
+        </w:tabs>
+      </w:pPr>
+      <w:r>
+        <w:pict w14:anchorId="44CAE3C7">
+          <v:rect id="_x0000_i1107" style="width:0;height:1.5pt" o:hralign="center" o:hrstd="t" o:hr="t" fillcolor="#a0a0a0" stroked="f"/>
+        </w:pict>
+      </w:r>
+    </w:p>
+    <w:p>
+      <w:pPr>
+        <w:tabs>
+          <w:tab w:val="left" w:pos="3235"/>
+        </w:tabs>
+        <w:rPr>
+          <w:b/>
+          <w:bCs/>
+        </w:rPr>
+      </w:pPr>
+      <w:r>
+        <w:rPr>
+          <w:b/>
+          <w:bCs/>
+        </w:rPr>
+        <w:t>4. Nhược điểm</w:t>
+      </w:r>
+    </w:p>
+    <w:p>
+      <w:pPr>
+        <w:numPr>
+          <w:ilvl w:val="0"/>
+          <w:numId w:val="11"/>
+        </w:numPr>
+        <w:tabs>
+          <w:tab w:val="left" w:pos="3235"/>
+        </w:tabs>
+      </w:pPr>
+      <w:r>
+        <w:t xml:space="preserve">Phức tạp logic, phải viết </w:t>
+      </w:r>
+      <w:r>
+        <w:rPr>
+          <w:b/>
+          <w:bCs/>
+        </w:rPr>
+        <w:t>compensating transaction</w:t>
+      </w:r>
+      <w:r>
+        <w:t>.</w:t>
+      </w:r>
+    </w:p>
+    <w:p>
+      <w:pPr>
+        <w:numPr>
+          <w:ilvl w:val="0"/>
+          <w:numId w:val="11"/>
+        </w:numPr>
+        <w:tabs>
+          <w:tab w:val="left" w:pos="3235"/>
+        </w:tabs>
+      </w:pPr>
+      <w:r>
+        <w:t>Dễ nhầm lẫn khi nhiều service tham gia.</w:t>
+      </w:r>
+    </w:p>
+    <w:p>
+      <w:pPr>
+        <w:numPr>
+          <w:ilvl w:val="0"/>
+          <w:numId w:val="11"/>
+        </w:numPr>
+        <w:tabs>
+          <w:tab w:val="left" w:pos="3235"/>
+        </w:tabs>
+      </w:pPr>
+      <w:r>
+        <w:t>Eventual consistency → dữ liệu không đồng bộ ngay lập tức.</w:t>
+      </w:r>
+    </w:p>
+    <w:p>
+      <w:pPr>
+        <w:numPr>
+          <w:ilvl w:val="0"/>
+          <w:numId w:val="11"/>
+        </w:numPr>
+        <w:tabs>
+          <w:tab w:val="left" w:pos="3235"/>
+        </w:tabs>
+      </w:pPr>
+      <w:r>
+        <w:t>Debug khó hơn transaction ACID truyền thống.</w:t>
+      </w:r>
+    </w:p>
+    <w:p>
+      <w:pPr>
+        <w:tabs>
+          <w:tab w:val="left" w:pos="3235"/>
+        </w:tabs>
+      </w:pPr>
+      <w:r>
+        <w:pict w14:anchorId="3691338B">
+          <v:rect id="_x0000_i1108" style="width:0;height:1.5pt" o:hralign="center" o:hrstd="t" o:hr="t" fillcolor="#a0a0a0" stroked="f"/>
+        </w:pict>
+      </w:r>
+    </w:p>
+    <w:p>
+      <w:pPr>
+        <w:tabs>
+          <w:tab w:val="left" w:pos="3235"/>
+        </w:tabs>
+        <w:rPr>
+          <w:b/>
+          <w:bCs/>
+        </w:rPr>
+      </w:pPr>
+      <w:r>
+        <w:rPr>
+          <w:b/>
+          <w:bCs/>
+        </w:rPr>
+        <w:t>5. Ví dụ thực tế</w:t>
+      </w:r>
+    </w:p>
+    <w:p>
+      <w:pPr>
+        <w:tabs>
+          <w:tab w:val="left" w:pos="3235"/>
+        </w:tabs>
+      </w:pPr>
+      <w:r>
+        <w:t>Giả sử khách hàng đặt hàng online:</w:t>
+      </w:r>
+    </w:p>
+    <w:p>
+      <w:pPr>
+        <w:numPr>
+          <w:ilvl w:val="0"/>
+          <w:numId w:val="12"/>
+        </w:numPr>
+        <w:tabs>
+          <w:tab w:val="left" w:pos="3235"/>
+        </w:tabs>
+      </w:pPr>
+      <w:r>
+        <w:t>Order Service tạo order → commit DB</w:t>
+      </w:r>
+    </w:p>
+    <w:p>
+      <w:pPr>
+        <w:numPr>
+          <w:ilvl w:val="0"/>
+          <w:numId w:val="12"/>
+        </w:numPr>
+        <w:tabs>
+          <w:tab w:val="left" w:pos="3235"/>
+        </w:tabs>
+      </w:pPr>
+      <w:r>
+        <w:t>Payment Service trừ tiền → commit DB</w:t>
+      </w:r>
+    </w:p>
+    <w:p>
+      <w:pPr>
+        <w:numPr>
+          <w:ilvl w:val="0"/>
+          <w:numId w:val="12"/>
+        </w:numPr>
+        <w:tabs>
+          <w:tab w:val="left" w:pos="3235"/>
+        </w:tabs>
+      </w:pPr>
+      <w:r>
+        <w:t>Shipment Service tạo đơn → commit DB</w:t>
+      </w:r>
+    </w:p>
+    <w:p>
+      <w:pPr>
+        <w:numPr>
+          <w:ilvl w:val="0"/>
+          <w:numId w:val="13"/>
+        </w:numPr>
+        <w:tabs>
+          <w:tab w:val="left" w:pos="3235"/>
+        </w:tabs>
+      </w:pPr>
+      <w:r>
+        <w:t xml:space="preserve">Nếu </w:t>
+      </w:r>
+      <w:r>
+        <w:rPr>
+          <w:b/>
+          <w:bCs/>
+        </w:rPr>
+        <w:t>Payment Service fail</w:t>
+      </w:r>
+      <w:r>
+        <w:t xml:space="preserve">: Saga sẽ gọi </w:t>
+      </w:r>
+      <w:r>
+        <w:rPr>
+          <w:b/>
+          <w:bCs/>
+        </w:rPr>
+        <w:t>compensating transaction</w:t>
+      </w:r>
+      <w:r>
+        <w:t xml:space="preserve"> → Order Service cancel order, refund nếu cần.</w:t>
+      </w:r>
+    </w:p>
+    <w:p>
+      <w:pPr>
+        <w:numPr>
+          <w:ilvl w:val="0"/>
+          <w:numId w:val="13"/>
+        </w:numPr>
+        <w:tabs>
+          <w:tab w:val="left" w:pos="3235"/>
+        </w:tabs>
+      </w:pPr>
+      <w:r>
+        <w:t xml:space="preserve">Hệ thống vẫn giữ </w:t>
+      </w:r>
+      <w:r>
+        <w:rPr>
+          <w:b/>
+          <w:bCs/>
+        </w:rPr>
+        <w:t>tính nhất quán cuối cùng</w:t>
+      </w:r>
+      <w:r>
+        <w:t>.</w:t>
       </w:r>
     </w:p>
     <w:p>
@@ -820,6 +1713,1013 @@
 <file path=word/numbering.xml><?xml version="1.0" encoding="utf-8"?>
 <w:numbering xmlns:wpc="http://schemas.microsoft.com/office/word/2010/wordprocessingCanvas" xmlns:cx="http://schemas.microsoft.com/office/drawing/2014/chartex" xmlns:cx1="http://schemas.microsoft.com/office/drawing/2015/9/8/chartex" xmlns:cx2="http://schemas.microsoft.com/office/drawing/2015/10/21/chartex" xmlns:cx3="http://schemas.microsoft.com/office/drawing/2016/5/9/chartex" xmlns:cx4="http://schemas.microsoft.com/office/drawing/2016/5/10/chartex" xmlns:cx5="http://schemas.microsoft.com/office/drawing/2016/5/11/chartex" xmlns:cx6="http://schemas.microsoft.com/office/drawing/2016/5/12/chartex" xmlns:cx7="http://schemas.microsoft.com/office/drawing/2016/5/13/chartex" xmlns:cx8="http://schemas.microsoft.com/office/drawing/2016/5/14/chartex" xmlns:mc="http://schemas.openxmlformats.org/markup-compatibility/2006" xmlns:aink="http://schemas.microsoft.com/office/drawing/2016/ink" xmlns:am3d="http://schemas.microsoft.com/office/drawing/2017/model3d" xmlns:o="urn:schemas-microsoft-com:office:office" xmlns:oel="http://schemas.microsoft.com/office/2019/extlst" xmlns:r="http://schemas.openxmlformats.org/officeDocument/2006/relationships" xmlns:m="http://schemas.openxmlformats.org/officeDocument/2006/math" xmlns:v="urn:schemas-microsoft-com:vml" xmlns:wp14="http://schemas.microsoft.com/office/word/2010/wordprocessingDrawing" xmlns:wp="http://schemas.openxmlformats.org/drawingml/2006/wordprocessingDrawing" xmlns:w10="urn:schemas-microsoft-com:office:word" xmlns:w="http://schemas.openxmlformats.org/wordprocessingml/2006/main" xmlns:w14="http://schemas.microsoft.com/office/word/2010/wordml" xmlns:w15="http://schemas.microsoft.com/office/word/2012/wordml" xmlns:w16cex="http://schemas.microsoft.com/office/word/2018/wordml/cex" xmlns:w16cid="http://schemas.microsoft.com/office/word/2016/wordml/cid" xmlns:w16="http://schemas.microsoft.com/office/word/2018/wordml" xmlns:w16du="http://schemas.microsoft.com/office/word/2023/wordml/word16du" xmlns:w16sdtdh="http://schemas.microsoft.com/office/word/2020/wordml/sdtdatahash" xmlns:w16sdtfl="http://schemas.microsoft.com/office/word/2024/wordml/sdtformatlock" xmlns:w16se="http://schemas.microsoft.com/office/word/2015/wordml/symex" xmlns:wpg="http://schemas.microsoft.com/office/word/2010/wordprocessingGroup" xmlns:wpi="http://schemas.microsoft.com/office/word/2010/wordprocessingInk" xmlns:wne="http://schemas.microsoft.com/office/word/2006/wordml" xmlns:wps="http://schemas.microsoft.com/office/word/2010/wordprocessingShape" mc:Ignorable="w14 w15 w16se w16cid w16 w16cex w16sdtdh w16sdtfl w16du wp14">
   <w:abstractNum w:abstractNumId="0" w15:restartNumberingAfterBreak="0">
+    <w:nsid w:val="01A838CE"/>
+    <w:multiLevelType w:val="multilevel"/>
+    <w:tmpl w:val="DF66DFD6"/>
+    <w:lvl w:ilvl="0">
+      <w:start w:val="1"/>
+      <w:numFmt w:val="bullet"/>
+      <w:lvlText w:val=""/>
+      <w:lvlJc w:val="left"/>
+      <w:pPr>
+        <w:tabs>
+          <w:tab w:val="num" w:pos="720"/>
+        </w:tabs>
+        <w:ind w:left="720" w:hanging="360"/>
+      </w:pPr>
+      <w:rPr>
+        <w:rFonts w:ascii="Symbol" w:hAnsi="Symbol" w:hint="default"/>
+        <w:sz w:val="20"/>
+      </w:rPr>
+    </w:lvl>
+    <w:lvl w:ilvl="1" w:tentative="1">
+      <w:start w:val="1"/>
+      <w:numFmt w:val="bullet"/>
+      <w:lvlText w:val="o"/>
+      <w:lvlJc w:val="left"/>
+      <w:pPr>
+        <w:tabs>
+          <w:tab w:val="num" w:pos="1440"/>
+        </w:tabs>
+        <w:ind w:left="1440" w:hanging="360"/>
+      </w:pPr>
+      <w:rPr>
+        <w:rFonts w:ascii="Courier New" w:hAnsi="Courier New" w:hint="default"/>
+        <w:sz w:val="20"/>
+      </w:rPr>
+    </w:lvl>
+    <w:lvl w:ilvl="2" w:tentative="1">
+      <w:start w:val="1"/>
+      <w:numFmt w:val="bullet"/>
+      <w:lvlText w:val=""/>
+      <w:lvlJc w:val="left"/>
+      <w:pPr>
+        <w:tabs>
+          <w:tab w:val="num" w:pos="2160"/>
+        </w:tabs>
+        <w:ind w:left="2160" w:hanging="360"/>
+      </w:pPr>
+      <w:rPr>
+        <w:rFonts w:ascii="Wingdings" w:hAnsi="Wingdings" w:hint="default"/>
+        <w:sz w:val="20"/>
+      </w:rPr>
+    </w:lvl>
+    <w:lvl w:ilvl="3" w:tentative="1">
+      <w:start w:val="1"/>
+      <w:numFmt w:val="bullet"/>
+      <w:lvlText w:val=""/>
+      <w:lvlJc w:val="left"/>
+      <w:pPr>
+        <w:tabs>
+          <w:tab w:val="num" w:pos="2880"/>
+        </w:tabs>
+        <w:ind w:left="2880" w:hanging="360"/>
+      </w:pPr>
+      <w:rPr>
+        <w:rFonts w:ascii="Wingdings" w:hAnsi="Wingdings" w:hint="default"/>
+        <w:sz w:val="20"/>
+      </w:rPr>
+    </w:lvl>
+    <w:lvl w:ilvl="4" w:tentative="1">
+      <w:start w:val="1"/>
+      <w:numFmt w:val="bullet"/>
+      <w:lvlText w:val=""/>
+      <w:lvlJc w:val="left"/>
+      <w:pPr>
+        <w:tabs>
+          <w:tab w:val="num" w:pos="3600"/>
+        </w:tabs>
+        <w:ind w:left="3600" w:hanging="360"/>
+      </w:pPr>
+      <w:rPr>
+        <w:rFonts w:ascii="Wingdings" w:hAnsi="Wingdings" w:hint="default"/>
+        <w:sz w:val="20"/>
+      </w:rPr>
+    </w:lvl>
+    <w:lvl w:ilvl="5" w:tentative="1">
+      <w:start w:val="1"/>
+      <w:numFmt w:val="bullet"/>
+      <w:lvlText w:val=""/>
+      <w:lvlJc w:val="left"/>
+      <w:pPr>
+        <w:tabs>
+          <w:tab w:val="num" w:pos="4320"/>
+        </w:tabs>
+        <w:ind w:left="4320" w:hanging="360"/>
+      </w:pPr>
+      <w:rPr>
+        <w:rFonts w:ascii="Wingdings" w:hAnsi="Wingdings" w:hint="default"/>
+        <w:sz w:val="20"/>
+      </w:rPr>
+    </w:lvl>
+    <w:lvl w:ilvl="6" w:tentative="1">
+      <w:start w:val="1"/>
+      <w:numFmt w:val="bullet"/>
+      <w:lvlText w:val=""/>
+      <w:lvlJc w:val="left"/>
+      <w:pPr>
+        <w:tabs>
+          <w:tab w:val="num" w:pos="5040"/>
+        </w:tabs>
+        <w:ind w:left="5040" w:hanging="360"/>
+      </w:pPr>
+      <w:rPr>
+        <w:rFonts w:ascii="Wingdings" w:hAnsi="Wingdings" w:hint="default"/>
+        <w:sz w:val="20"/>
+      </w:rPr>
+    </w:lvl>
+    <w:lvl w:ilvl="7" w:tentative="1">
+      <w:start w:val="1"/>
+      <w:numFmt w:val="bullet"/>
+      <w:lvlText w:val=""/>
+      <w:lvlJc w:val="left"/>
+      <w:pPr>
+        <w:tabs>
+          <w:tab w:val="num" w:pos="5760"/>
+        </w:tabs>
+        <w:ind w:left="5760" w:hanging="360"/>
+      </w:pPr>
+      <w:rPr>
+        <w:rFonts w:ascii="Wingdings" w:hAnsi="Wingdings" w:hint="default"/>
+        <w:sz w:val="20"/>
+      </w:rPr>
+    </w:lvl>
+    <w:lvl w:ilvl="8" w:tentative="1">
+      <w:start w:val="1"/>
+      <w:numFmt w:val="bullet"/>
+      <w:lvlText w:val=""/>
+      <w:lvlJc w:val="left"/>
+      <w:pPr>
+        <w:tabs>
+          <w:tab w:val="num" w:pos="6480"/>
+        </w:tabs>
+        <w:ind w:left="6480" w:hanging="360"/>
+      </w:pPr>
+      <w:rPr>
+        <w:rFonts w:ascii="Wingdings" w:hAnsi="Wingdings" w:hint="default"/>
+        <w:sz w:val="20"/>
+      </w:rPr>
+    </w:lvl>
+  </w:abstractNum>
+  <w:abstractNum w:abstractNumId="1" w15:restartNumberingAfterBreak="0">
+    <w:nsid w:val="02720B1B"/>
+    <w:multiLevelType w:val="multilevel"/>
+    <w:tmpl w:val="5B7AF454"/>
+    <w:lvl w:ilvl="0">
+      <w:start w:val="1"/>
+      <w:numFmt w:val="decimal"/>
+      <w:lvlText w:val="%1."/>
+      <w:lvlJc w:val="left"/>
+      <w:pPr>
+        <w:tabs>
+          <w:tab w:val="num" w:pos="720"/>
+        </w:tabs>
+        <w:ind w:left="720" w:hanging="360"/>
+      </w:pPr>
+    </w:lvl>
+    <w:lvl w:ilvl="1" w:tentative="1">
+      <w:start w:val="1"/>
+      <w:numFmt w:val="decimal"/>
+      <w:lvlText w:val="%2."/>
+      <w:lvlJc w:val="left"/>
+      <w:pPr>
+        <w:tabs>
+          <w:tab w:val="num" w:pos="1440"/>
+        </w:tabs>
+        <w:ind w:left="1440" w:hanging="360"/>
+      </w:pPr>
+    </w:lvl>
+    <w:lvl w:ilvl="2" w:tentative="1">
+      <w:start w:val="1"/>
+      <w:numFmt w:val="decimal"/>
+      <w:lvlText w:val="%3."/>
+      <w:lvlJc w:val="left"/>
+      <w:pPr>
+        <w:tabs>
+          <w:tab w:val="num" w:pos="2160"/>
+        </w:tabs>
+        <w:ind w:left="2160" w:hanging="360"/>
+      </w:pPr>
+    </w:lvl>
+    <w:lvl w:ilvl="3" w:tentative="1">
+      <w:start w:val="1"/>
+      <w:numFmt w:val="decimal"/>
+      <w:lvlText w:val="%4."/>
+      <w:lvlJc w:val="left"/>
+      <w:pPr>
+        <w:tabs>
+          <w:tab w:val="num" w:pos="2880"/>
+        </w:tabs>
+        <w:ind w:left="2880" w:hanging="360"/>
+      </w:pPr>
+    </w:lvl>
+    <w:lvl w:ilvl="4" w:tentative="1">
+      <w:start w:val="1"/>
+      <w:numFmt w:val="decimal"/>
+      <w:lvlText w:val="%5."/>
+      <w:lvlJc w:val="left"/>
+      <w:pPr>
+        <w:tabs>
+          <w:tab w:val="num" w:pos="3600"/>
+        </w:tabs>
+        <w:ind w:left="3600" w:hanging="360"/>
+      </w:pPr>
+    </w:lvl>
+    <w:lvl w:ilvl="5" w:tentative="1">
+      <w:start w:val="1"/>
+      <w:numFmt w:val="decimal"/>
+      <w:lvlText w:val="%6."/>
+      <w:lvlJc w:val="left"/>
+      <w:pPr>
+        <w:tabs>
+          <w:tab w:val="num" w:pos="4320"/>
+        </w:tabs>
+        <w:ind w:left="4320" w:hanging="360"/>
+      </w:pPr>
+    </w:lvl>
+    <w:lvl w:ilvl="6" w:tentative="1">
+      <w:start w:val="1"/>
+      <w:numFmt w:val="decimal"/>
+      <w:lvlText w:val="%7."/>
+      <w:lvlJc w:val="left"/>
+      <w:pPr>
+        <w:tabs>
+          <w:tab w:val="num" w:pos="5040"/>
+        </w:tabs>
+        <w:ind w:left="5040" w:hanging="360"/>
+      </w:pPr>
+    </w:lvl>
+    <w:lvl w:ilvl="7" w:tentative="1">
+      <w:start w:val="1"/>
+      <w:numFmt w:val="decimal"/>
+      <w:lvlText w:val="%8."/>
+      <w:lvlJc w:val="left"/>
+      <w:pPr>
+        <w:tabs>
+          <w:tab w:val="num" w:pos="5760"/>
+        </w:tabs>
+        <w:ind w:left="5760" w:hanging="360"/>
+      </w:pPr>
+    </w:lvl>
+    <w:lvl w:ilvl="8" w:tentative="1">
+      <w:start w:val="1"/>
+      <w:numFmt w:val="decimal"/>
+      <w:lvlText w:val="%9."/>
+      <w:lvlJc w:val="left"/>
+      <w:pPr>
+        <w:tabs>
+          <w:tab w:val="num" w:pos="6480"/>
+        </w:tabs>
+        <w:ind w:left="6480" w:hanging="360"/>
+      </w:pPr>
+    </w:lvl>
+  </w:abstractNum>
+  <w:abstractNum w:abstractNumId="2" w15:restartNumberingAfterBreak="0">
+    <w:nsid w:val="12CF5407"/>
+    <w:multiLevelType w:val="multilevel"/>
+    <w:tmpl w:val="B8C62540"/>
+    <w:lvl w:ilvl="0">
+      <w:start w:val="1"/>
+      <w:numFmt w:val="bullet"/>
+      <w:lvlText w:val=""/>
+      <w:lvlJc w:val="left"/>
+      <w:pPr>
+        <w:tabs>
+          <w:tab w:val="num" w:pos="720"/>
+        </w:tabs>
+        <w:ind w:left="720" w:hanging="360"/>
+      </w:pPr>
+      <w:rPr>
+        <w:rFonts w:ascii="Symbol" w:hAnsi="Symbol" w:hint="default"/>
+        <w:sz w:val="20"/>
+      </w:rPr>
+    </w:lvl>
+    <w:lvl w:ilvl="1" w:tentative="1">
+      <w:start w:val="1"/>
+      <w:numFmt w:val="bullet"/>
+      <w:lvlText w:val="o"/>
+      <w:lvlJc w:val="left"/>
+      <w:pPr>
+        <w:tabs>
+          <w:tab w:val="num" w:pos="1440"/>
+        </w:tabs>
+        <w:ind w:left="1440" w:hanging="360"/>
+      </w:pPr>
+      <w:rPr>
+        <w:rFonts w:ascii="Courier New" w:hAnsi="Courier New" w:hint="default"/>
+        <w:sz w:val="20"/>
+      </w:rPr>
+    </w:lvl>
+    <w:lvl w:ilvl="2" w:tentative="1">
+      <w:start w:val="1"/>
+      <w:numFmt w:val="bullet"/>
+      <w:lvlText w:val=""/>
+      <w:lvlJc w:val="left"/>
+      <w:pPr>
+        <w:tabs>
+          <w:tab w:val="num" w:pos="2160"/>
+        </w:tabs>
+        <w:ind w:left="2160" w:hanging="360"/>
+      </w:pPr>
+      <w:rPr>
+        <w:rFonts w:ascii="Wingdings" w:hAnsi="Wingdings" w:hint="default"/>
+        <w:sz w:val="20"/>
+      </w:rPr>
+    </w:lvl>
+    <w:lvl w:ilvl="3" w:tentative="1">
+      <w:start w:val="1"/>
+      <w:numFmt w:val="bullet"/>
+      <w:lvlText w:val=""/>
+      <w:lvlJc w:val="left"/>
+      <w:pPr>
+        <w:tabs>
+          <w:tab w:val="num" w:pos="2880"/>
+        </w:tabs>
+        <w:ind w:left="2880" w:hanging="360"/>
+      </w:pPr>
+      <w:rPr>
+        <w:rFonts w:ascii="Wingdings" w:hAnsi="Wingdings" w:hint="default"/>
+        <w:sz w:val="20"/>
+      </w:rPr>
+    </w:lvl>
+    <w:lvl w:ilvl="4" w:tentative="1">
+      <w:start w:val="1"/>
+      <w:numFmt w:val="bullet"/>
+      <w:lvlText w:val=""/>
+      <w:lvlJc w:val="left"/>
+      <w:pPr>
+        <w:tabs>
+          <w:tab w:val="num" w:pos="3600"/>
+        </w:tabs>
+        <w:ind w:left="3600" w:hanging="360"/>
+      </w:pPr>
+      <w:rPr>
+        <w:rFonts w:ascii="Wingdings" w:hAnsi="Wingdings" w:hint="default"/>
+        <w:sz w:val="20"/>
+      </w:rPr>
+    </w:lvl>
+    <w:lvl w:ilvl="5" w:tentative="1">
+      <w:start w:val="1"/>
+      <w:numFmt w:val="bullet"/>
+      <w:lvlText w:val=""/>
+      <w:lvlJc w:val="left"/>
+      <w:pPr>
+        <w:tabs>
+          <w:tab w:val="num" w:pos="4320"/>
+        </w:tabs>
+        <w:ind w:left="4320" w:hanging="360"/>
+      </w:pPr>
+      <w:rPr>
+        <w:rFonts w:ascii="Wingdings" w:hAnsi="Wingdings" w:hint="default"/>
+        <w:sz w:val="20"/>
+      </w:rPr>
+    </w:lvl>
+    <w:lvl w:ilvl="6" w:tentative="1">
+      <w:start w:val="1"/>
+      <w:numFmt w:val="bullet"/>
+      <w:lvlText w:val=""/>
+      <w:lvlJc w:val="left"/>
+      <w:pPr>
+        <w:tabs>
+          <w:tab w:val="num" w:pos="5040"/>
+        </w:tabs>
+        <w:ind w:left="5040" w:hanging="360"/>
+      </w:pPr>
+      <w:rPr>
+        <w:rFonts w:ascii="Wingdings" w:hAnsi="Wingdings" w:hint="default"/>
+        <w:sz w:val="20"/>
+      </w:rPr>
+    </w:lvl>
+    <w:lvl w:ilvl="7" w:tentative="1">
+      <w:start w:val="1"/>
+      <w:numFmt w:val="bullet"/>
+      <w:lvlText w:val=""/>
+      <w:lvlJc w:val="left"/>
+      <w:pPr>
+        <w:tabs>
+          <w:tab w:val="num" w:pos="5760"/>
+        </w:tabs>
+        <w:ind w:left="5760" w:hanging="360"/>
+      </w:pPr>
+      <w:rPr>
+        <w:rFonts w:ascii="Wingdings" w:hAnsi="Wingdings" w:hint="default"/>
+        <w:sz w:val="20"/>
+      </w:rPr>
+    </w:lvl>
+    <w:lvl w:ilvl="8" w:tentative="1">
+      <w:start w:val="1"/>
+      <w:numFmt w:val="bullet"/>
+      <w:lvlText w:val=""/>
+      <w:lvlJc w:val="left"/>
+      <w:pPr>
+        <w:tabs>
+          <w:tab w:val="num" w:pos="6480"/>
+        </w:tabs>
+        <w:ind w:left="6480" w:hanging="360"/>
+      </w:pPr>
+      <w:rPr>
+        <w:rFonts w:ascii="Wingdings" w:hAnsi="Wingdings" w:hint="default"/>
+        <w:sz w:val="20"/>
+      </w:rPr>
+    </w:lvl>
+  </w:abstractNum>
+  <w:abstractNum w:abstractNumId="3" w15:restartNumberingAfterBreak="0">
+    <w:nsid w:val="159827C0"/>
+    <w:multiLevelType w:val="multilevel"/>
+    <w:tmpl w:val="4A7CDEDA"/>
+    <w:lvl w:ilvl="0">
+      <w:start w:val="1"/>
+      <w:numFmt w:val="bullet"/>
+      <w:lvlText w:val=""/>
+      <w:lvlJc w:val="left"/>
+      <w:pPr>
+        <w:tabs>
+          <w:tab w:val="num" w:pos="720"/>
+        </w:tabs>
+        <w:ind w:left="720" w:hanging="360"/>
+      </w:pPr>
+      <w:rPr>
+        <w:rFonts w:ascii="Symbol" w:hAnsi="Symbol" w:hint="default"/>
+        <w:sz w:val="20"/>
+      </w:rPr>
+    </w:lvl>
+    <w:lvl w:ilvl="1" w:tentative="1">
+      <w:start w:val="1"/>
+      <w:numFmt w:val="bullet"/>
+      <w:lvlText w:val="o"/>
+      <w:lvlJc w:val="left"/>
+      <w:pPr>
+        <w:tabs>
+          <w:tab w:val="num" w:pos="1440"/>
+        </w:tabs>
+        <w:ind w:left="1440" w:hanging="360"/>
+      </w:pPr>
+      <w:rPr>
+        <w:rFonts w:ascii="Courier New" w:hAnsi="Courier New" w:hint="default"/>
+        <w:sz w:val="20"/>
+      </w:rPr>
+    </w:lvl>
+    <w:lvl w:ilvl="2" w:tentative="1">
+      <w:start w:val="1"/>
+      <w:numFmt w:val="bullet"/>
+      <w:lvlText w:val=""/>
+      <w:lvlJc w:val="left"/>
+      <w:pPr>
+        <w:tabs>
+          <w:tab w:val="num" w:pos="2160"/>
+        </w:tabs>
+        <w:ind w:left="2160" w:hanging="360"/>
+      </w:pPr>
+      <w:rPr>
+        <w:rFonts w:ascii="Wingdings" w:hAnsi="Wingdings" w:hint="default"/>
+        <w:sz w:val="20"/>
+      </w:rPr>
+    </w:lvl>
+    <w:lvl w:ilvl="3" w:tentative="1">
+      <w:start w:val="1"/>
+      <w:numFmt w:val="bullet"/>
+      <w:lvlText w:val=""/>
+      <w:lvlJc w:val="left"/>
+      <w:pPr>
+        <w:tabs>
+          <w:tab w:val="num" w:pos="2880"/>
+        </w:tabs>
+        <w:ind w:left="2880" w:hanging="360"/>
+      </w:pPr>
+      <w:rPr>
+        <w:rFonts w:ascii="Wingdings" w:hAnsi="Wingdings" w:hint="default"/>
+        <w:sz w:val="20"/>
+      </w:rPr>
+    </w:lvl>
+    <w:lvl w:ilvl="4" w:tentative="1">
+      <w:start w:val="1"/>
+      <w:numFmt w:val="bullet"/>
+      <w:lvlText w:val=""/>
+      <w:lvlJc w:val="left"/>
+      <w:pPr>
+        <w:tabs>
+          <w:tab w:val="num" w:pos="3600"/>
+        </w:tabs>
+        <w:ind w:left="3600" w:hanging="360"/>
+      </w:pPr>
+      <w:rPr>
+        <w:rFonts w:ascii="Wingdings" w:hAnsi="Wingdings" w:hint="default"/>
+        <w:sz w:val="20"/>
+      </w:rPr>
+    </w:lvl>
+    <w:lvl w:ilvl="5" w:tentative="1">
+      <w:start w:val="1"/>
+      <w:numFmt w:val="bullet"/>
+      <w:lvlText w:val=""/>
+      <w:lvlJc w:val="left"/>
+      <w:pPr>
+        <w:tabs>
+          <w:tab w:val="num" w:pos="4320"/>
+        </w:tabs>
+        <w:ind w:left="4320" w:hanging="360"/>
+      </w:pPr>
+      <w:rPr>
+        <w:rFonts w:ascii="Wingdings" w:hAnsi="Wingdings" w:hint="default"/>
+        <w:sz w:val="20"/>
+      </w:rPr>
+    </w:lvl>
+    <w:lvl w:ilvl="6" w:tentative="1">
+      <w:start w:val="1"/>
+      <w:numFmt w:val="bullet"/>
+      <w:lvlText w:val=""/>
+      <w:lvlJc w:val="left"/>
+      <w:pPr>
+        <w:tabs>
+          <w:tab w:val="num" w:pos="5040"/>
+        </w:tabs>
+        <w:ind w:left="5040" w:hanging="360"/>
+      </w:pPr>
+      <w:rPr>
+        <w:rFonts w:ascii="Wingdings" w:hAnsi="Wingdings" w:hint="default"/>
+        <w:sz w:val="20"/>
+      </w:rPr>
+    </w:lvl>
+    <w:lvl w:ilvl="7" w:tentative="1">
+      <w:start w:val="1"/>
+      <w:numFmt w:val="bullet"/>
+      <w:lvlText w:val=""/>
+      <w:lvlJc w:val="left"/>
+      <w:pPr>
+        <w:tabs>
+          <w:tab w:val="num" w:pos="5760"/>
+        </w:tabs>
+        <w:ind w:left="5760" w:hanging="360"/>
+      </w:pPr>
+      <w:rPr>
+        <w:rFonts w:ascii="Wingdings" w:hAnsi="Wingdings" w:hint="default"/>
+        <w:sz w:val="20"/>
+      </w:rPr>
+    </w:lvl>
+    <w:lvl w:ilvl="8" w:tentative="1">
+      <w:start w:val="1"/>
+      <w:numFmt w:val="bullet"/>
+      <w:lvlText w:val=""/>
+      <w:lvlJc w:val="left"/>
+      <w:pPr>
+        <w:tabs>
+          <w:tab w:val="num" w:pos="6480"/>
+        </w:tabs>
+        <w:ind w:left="6480" w:hanging="360"/>
+      </w:pPr>
+      <w:rPr>
+        <w:rFonts w:ascii="Wingdings" w:hAnsi="Wingdings" w:hint="default"/>
+        <w:sz w:val="20"/>
+      </w:rPr>
+    </w:lvl>
+  </w:abstractNum>
+  <w:abstractNum w:abstractNumId="4" w15:restartNumberingAfterBreak="0">
+    <w:nsid w:val="15DD72F5"/>
+    <w:multiLevelType w:val="multilevel"/>
+    <w:tmpl w:val="CAE426D2"/>
+    <w:lvl w:ilvl="0">
+      <w:start w:val="1"/>
+      <w:numFmt w:val="bullet"/>
+      <w:lvlText w:val=""/>
+      <w:lvlJc w:val="left"/>
+      <w:pPr>
+        <w:tabs>
+          <w:tab w:val="num" w:pos="720"/>
+        </w:tabs>
+        <w:ind w:left="720" w:hanging="360"/>
+      </w:pPr>
+      <w:rPr>
+        <w:rFonts w:ascii="Symbol" w:hAnsi="Symbol" w:hint="default"/>
+        <w:sz w:val="20"/>
+      </w:rPr>
+    </w:lvl>
+    <w:lvl w:ilvl="1" w:tentative="1">
+      <w:start w:val="1"/>
+      <w:numFmt w:val="bullet"/>
+      <w:lvlText w:val="o"/>
+      <w:lvlJc w:val="left"/>
+      <w:pPr>
+        <w:tabs>
+          <w:tab w:val="num" w:pos="1440"/>
+        </w:tabs>
+        <w:ind w:left="1440" w:hanging="360"/>
+      </w:pPr>
+      <w:rPr>
+        <w:rFonts w:ascii="Courier New" w:hAnsi="Courier New" w:hint="default"/>
+        <w:sz w:val="20"/>
+      </w:rPr>
+    </w:lvl>
+    <w:lvl w:ilvl="2" w:tentative="1">
+      <w:start w:val="1"/>
+      <w:numFmt w:val="bullet"/>
+      <w:lvlText w:val=""/>
+      <w:lvlJc w:val="left"/>
+      <w:pPr>
+        <w:tabs>
+          <w:tab w:val="num" w:pos="2160"/>
+        </w:tabs>
+        <w:ind w:left="2160" w:hanging="360"/>
+      </w:pPr>
+      <w:rPr>
+        <w:rFonts w:ascii="Wingdings" w:hAnsi="Wingdings" w:hint="default"/>
+        <w:sz w:val="20"/>
+      </w:rPr>
+    </w:lvl>
+    <w:lvl w:ilvl="3" w:tentative="1">
+      <w:start w:val="1"/>
+      <w:numFmt w:val="bullet"/>
+      <w:lvlText w:val=""/>
+      <w:lvlJc w:val="left"/>
+      <w:pPr>
+        <w:tabs>
+          <w:tab w:val="num" w:pos="2880"/>
+        </w:tabs>
+        <w:ind w:left="2880" w:hanging="360"/>
+      </w:pPr>
+      <w:rPr>
+        <w:rFonts w:ascii="Wingdings" w:hAnsi="Wingdings" w:hint="default"/>
+        <w:sz w:val="20"/>
+      </w:rPr>
+    </w:lvl>
+    <w:lvl w:ilvl="4" w:tentative="1">
+      <w:start w:val="1"/>
+      <w:numFmt w:val="bullet"/>
+      <w:lvlText w:val=""/>
+      <w:lvlJc w:val="left"/>
+      <w:pPr>
+        <w:tabs>
+          <w:tab w:val="num" w:pos="3600"/>
+        </w:tabs>
+        <w:ind w:left="3600" w:hanging="360"/>
+      </w:pPr>
+      <w:rPr>
+        <w:rFonts w:ascii="Wingdings" w:hAnsi="Wingdings" w:hint="default"/>
+        <w:sz w:val="20"/>
+      </w:rPr>
+    </w:lvl>
+    <w:lvl w:ilvl="5" w:tentative="1">
+      <w:start w:val="1"/>
+      <w:numFmt w:val="bullet"/>
+      <w:lvlText w:val=""/>
+      <w:lvlJc w:val="left"/>
+      <w:pPr>
+        <w:tabs>
+          <w:tab w:val="num" w:pos="4320"/>
+        </w:tabs>
+        <w:ind w:left="4320" w:hanging="360"/>
+      </w:pPr>
+      <w:rPr>
+        <w:rFonts w:ascii="Wingdings" w:hAnsi="Wingdings" w:hint="default"/>
+        <w:sz w:val="20"/>
+      </w:rPr>
+    </w:lvl>
+    <w:lvl w:ilvl="6" w:tentative="1">
+      <w:start w:val="1"/>
+      <w:numFmt w:val="bullet"/>
+      <w:lvlText w:val=""/>
+      <w:lvlJc w:val="left"/>
+      <w:pPr>
+        <w:tabs>
+          <w:tab w:val="num" w:pos="5040"/>
+        </w:tabs>
+        <w:ind w:left="5040" w:hanging="360"/>
+      </w:pPr>
+      <w:rPr>
+        <w:rFonts w:ascii="Wingdings" w:hAnsi="Wingdings" w:hint="default"/>
+        <w:sz w:val="20"/>
+      </w:rPr>
+    </w:lvl>
+    <w:lvl w:ilvl="7" w:tentative="1">
+      <w:start w:val="1"/>
+      <w:numFmt w:val="bullet"/>
+      <w:lvlText w:val=""/>
+      <w:lvlJc w:val="left"/>
+      <w:pPr>
+        <w:tabs>
+          <w:tab w:val="num" w:pos="5760"/>
+        </w:tabs>
+        <w:ind w:left="5760" w:hanging="360"/>
+      </w:pPr>
+      <w:rPr>
+        <w:rFonts w:ascii="Wingdings" w:hAnsi="Wingdings" w:hint="default"/>
+        <w:sz w:val="20"/>
+      </w:rPr>
+    </w:lvl>
+    <w:lvl w:ilvl="8" w:tentative="1">
+      <w:start w:val="1"/>
+      <w:numFmt w:val="bullet"/>
+      <w:lvlText w:val=""/>
+      <w:lvlJc w:val="left"/>
+      <w:pPr>
+        <w:tabs>
+          <w:tab w:val="num" w:pos="6480"/>
+        </w:tabs>
+        <w:ind w:left="6480" w:hanging="360"/>
+      </w:pPr>
+      <w:rPr>
+        <w:rFonts w:ascii="Wingdings" w:hAnsi="Wingdings" w:hint="default"/>
+        <w:sz w:val="20"/>
+      </w:rPr>
+    </w:lvl>
+  </w:abstractNum>
+  <w:abstractNum w:abstractNumId="5" w15:restartNumberingAfterBreak="0">
+    <w:nsid w:val="274672A6"/>
+    <w:multiLevelType w:val="multilevel"/>
+    <w:tmpl w:val="5928EAAC"/>
+    <w:lvl w:ilvl="0">
+      <w:start w:val="1"/>
+      <w:numFmt w:val="bullet"/>
+      <w:lvlText w:val=""/>
+      <w:lvlJc w:val="left"/>
+      <w:pPr>
+        <w:tabs>
+          <w:tab w:val="num" w:pos="720"/>
+        </w:tabs>
+        <w:ind w:left="720" w:hanging="360"/>
+      </w:pPr>
+      <w:rPr>
+        <w:rFonts w:ascii="Symbol" w:hAnsi="Symbol" w:hint="default"/>
+        <w:sz w:val="20"/>
+      </w:rPr>
+    </w:lvl>
+    <w:lvl w:ilvl="1" w:tentative="1">
+      <w:start w:val="1"/>
+      <w:numFmt w:val="bullet"/>
+      <w:lvlText w:val="o"/>
+      <w:lvlJc w:val="left"/>
+      <w:pPr>
+        <w:tabs>
+          <w:tab w:val="num" w:pos="1440"/>
+        </w:tabs>
+        <w:ind w:left="1440" w:hanging="360"/>
+      </w:pPr>
+      <w:rPr>
+        <w:rFonts w:ascii="Courier New" w:hAnsi="Courier New" w:hint="default"/>
+        <w:sz w:val="20"/>
+      </w:rPr>
+    </w:lvl>
+    <w:lvl w:ilvl="2" w:tentative="1">
+      <w:start w:val="1"/>
+      <w:numFmt w:val="bullet"/>
+      <w:lvlText w:val=""/>
+      <w:lvlJc w:val="left"/>
+      <w:pPr>
+        <w:tabs>
+          <w:tab w:val="num" w:pos="2160"/>
+        </w:tabs>
+        <w:ind w:left="2160" w:hanging="360"/>
+      </w:pPr>
+      <w:rPr>
+        <w:rFonts w:ascii="Wingdings" w:hAnsi="Wingdings" w:hint="default"/>
+        <w:sz w:val="20"/>
+      </w:rPr>
+    </w:lvl>
+    <w:lvl w:ilvl="3" w:tentative="1">
+      <w:start w:val="1"/>
+      <w:numFmt w:val="bullet"/>
+      <w:lvlText w:val=""/>
+      <w:lvlJc w:val="left"/>
+      <w:pPr>
+        <w:tabs>
+          <w:tab w:val="num" w:pos="2880"/>
+        </w:tabs>
+        <w:ind w:left="2880" w:hanging="360"/>
+      </w:pPr>
+      <w:rPr>
+        <w:rFonts w:ascii="Wingdings" w:hAnsi="Wingdings" w:hint="default"/>
+        <w:sz w:val="20"/>
+      </w:rPr>
+    </w:lvl>
+    <w:lvl w:ilvl="4" w:tentative="1">
+      <w:start w:val="1"/>
+      <w:numFmt w:val="bullet"/>
+      <w:lvlText w:val=""/>
+      <w:lvlJc w:val="left"/>
+      <w:pPr>
+        <w:tabs>
+          <w:tab w:val="num" w:pos="3600"/>
+        </w:tabs>
+        <w:ind w:left="3600" w:hanging="360"/>
+      </w:pPr>
+      <w:rPr>
+        <w:rFonts w:ascii="Wingdings" w:hAnsi="Wingdings" w:hint="default"/>
+        <w:sz w:val="20"/>
+      </w:rPr>
+    </w:lvl>
+    <w:lvl w:ilvl="5" w:tentative="1">
+      <w:start w:val="1"/>
+      <w:numFmt w:val="bullet"/>
+      <w:lvlText w:val=""/>
+      <w:lvlJc w:val="left"/>
+      <w:pPr>
+        <w:tabs>
+          <w:tab w:val="num" w:pos="4320"/>
+        </w:tabs>
+        <w:ind w:left="4320" w:hanging="360"/>
+      </w:pPr>
+      <w:rPr>
+        <w:rFonts w:ascii="Wingdings" w:hAnsi="Wingdings" w:hint="default"/>
+        <w:sz w:val="20"/>
+      </w:rPr>
+    </w:lvl>
+    <w:lvl w:ilvl="6" w:tentative="1">
+      <w:start w:val="1"/>
+      <w:numFmt w:val="bullet"/>
+      <w:lvlText w:val=""/>
+      <w:lvlJc w:val="left"/>
+      <w:pPr>
+        <w:tabs>
+          <w:tab w:val="num" w:pos="5040"/>
+        </w:tabs>
+        <w:ind w:left="5040" w:hanging="360"/>
+      </w:pPr>
+      <w:rPr>
+        <w:rFonts w:ascii="Wingdings" w:hAnsi="Wingdings" w:hint="default"/>
+        <w:sz w:val="20"/>
+      </w:rPr>
+    </w:lvl>
+    <w:lvl w:ilvl="7" w:tentative="1">
+      <w:start w:val="1"/>
+      <w:numFmt w:val="bullet"/>
+      <w:lvlText w:val=""/>
+      <w:lvlJc w:val="left"/>
+      <w:pPr>
+        <w:tabs>
+          <w:tab w:val="num" w:pos="5760"/>
+        </w:tabs>
+        <w:ind w:left="5760" w:hanging="360"/>
+      </w:pPr>
+      <w:rPr>
+        <w:rFonts w:ascii="Wingdings" w:hAnsi="Wingdings" w:hint="default"/>
+        <w:sz w:val="20"/>
+      </w:rPr>
+    </w:lvl>
+    <w:lvl w:ilvl="8" w:tentative="1">
+      <w:start w:val="1"/>
+      <w:numFmt w:val="bullet"/>
+      <w:lvlText w:val=""/>
+      <w:lvlJc w:val="left"/>
+      <w:pPr>
+        <w:tabs>
+          <w:tab w:val="num" w:pos="6480"/>
+        </w:tabs>
+        <w:ind w:left="6480" w:hanging="360"/>
+      </w:pPr>
+      <w:rPr>
+        <w:rFonts w:ascii="Wingdings" w:hAnsi="Wingdings" w:hint="default"/>
+        <w:sz w:val="20"/>
+      </w:rPr>
+    </w:lvl>
+  </w:abstractNum>
+  <w:abstractNum w:abstractNumId="6" w15:restartNumberingAfterBreak="0">
+    <w:nsid w:val="2975159B"/>
+    <w:multiLevelType w:val="multilevel"/>
+    <w:tmpl w:val="21A40992"/>
+    <w:lvl w:ilvl="0">
+      <w:start w:val="1"/>
+      <w:numFmt w:val="bullet"/>
+      <w:lvlText w:val=""/>
+      <w:lvlJc w:val="left"/>
+      <w:pPr>
+        <w:tabs>
+          <w:tab w:val="num" w:pos="720"/>
+        </w:tabs>
+        <w:ind w:left="720" w:hanging="360"/>
+      </w:pPr>
+      <w:rPr>
+        <w:rFonts w:ascii="Symbol" w:hAnsi="Symbol" w:hint="default"/>
+        <w:sz w:val="20"/>
+      </w:rPr>
+    </w:lvl>
+    <w:lvl w:ilvl="1" w:tentative="1">
+      <w:start w:val="1"/>
+      <w:numFmt w:val="bullet"/>
+      <w:lvlText w:val="o"/>
+      <w:lvlJc w:val="left"/>
+      <w:pPr>
+        <w:tabs>
+          <w:tab w:val="num" w:pos="1440"/>
+        </w:tabs>
+        <w:ind w:left="1440" w:hanging="360"/>
+      </w:pPr>
+      <w:rPr>
+        <w:rFonts w:ascii="Courier New" w:hAnsi="Courier New" w:hint="default"/>
+        <w:sz w:val="20"/>
+      </w:rPr>
+    </w:lvl>
+    <w:lvl w:ilvl="2" w:tentative="1">
+      <w:start w:val="1"/>
+      <w:numFmt w:val="bullet"/>
+      <w:lvlText w:val=""/>
+      <w:lvlJc w:val="left"/>
+      <w:pPr>
+        <w:tabs>
+          <w:tab w:val="num" w:pos="2160"/>
+        </w:tabs>
+        <w:ind w:left="2160" w:hanging="360"/>
+      </w:pPr>
+      <w:rPr>
+        <w:rFonts w:ascii="Wingdings" w:hAnsi="Wingdings" w:hint="default"/>
+        <w:sz w:val="20"/>
+      </w:rPr>
+    </w:lvl>
+    <w:lvl w:ilvl="3" w:tentative="1">
+      <w:start w:val="1"/>
+      <w:numFmt w:val="bullet"/>
+      <w:lvlText w:val=""/>
+      <w:lvlJc w:val="left"/>
+      <w:pPr>
+        <w:tabs>
+          <w:tab w:val="num" w:pos="2880"/>
+        </w:tabs>
+        <w:ind w:left="2880" w:hanging="360"/>
+      </w:pPr>
+      <w:rPr>
+        <w:rFonts w:ascii="Wingdings" w:hAnsi="Wingdings" w:hint="default"/>
+        <w:sz w:val="20"/>
+      </w:rPr>
+    </w:lvl>
+    <w:lvl w:ilvl="4" w:tentative="1">
+      <w:start w:val="1"/>
+      <w:numFmt w:val="bullet"/>
+      <w:lvlText w:val=""/>
+      <w:lvlJc w:val="left"/>
+      <w:pPr>
+        <w:tabs>
+          <w:tab w:val="num" w:pos="3600"/>
+        </w:tabs>
+        <w:ind w:left="3600" w:hanging="360"/>
+      </w:pPr>
+      <w:rPr>
+        <w:rFonts w:ascii="Wingdings" w:hAnsi="Wingdings" w:hint="default"/>
+        <w:sz w:val="20"/>
+      </w:rPr>
+    </w:lvl>
+    <w:lvl w:ilvl="5" w:tentative="1">
+      <w:start w:val="1"/>
+      <w:numFmt w:val="bullet"/>
+      <w:lvlText w:val=""/>
+      <w:lvlJc w:val="left"/>
+      <w:pPr>
+        <w:tabs>
+          <w:tab w:val="num" w:pos="4320"/>
+        </w:tabs>
+        <w:ind w:left="4320" w:hanging="360"/>
+      </w:pPr>
+      <w:rPr>
+        <w:rFonts w:ascii="Wingdings" w:hAnsi="Wingdings" w:hint="default"/>
+        <w:sz w:val="20"/>
+      </w:rPr>
+    </w:lvl>
+    <w:lvl w:ilvl="6" w:tentative="1">
+      <w:start w:val="1"/>
+      <w:numFmt w:val="bullet"/>
+      <w:lvlText w:val=""/>
+      <w:lvlJc w:val="left"/>
+      <w:pPr>
+        <w:tabs>
+          <w:tab w:val="num" w:pos="5040"/>
+        </w:tabs>
+        <w:ind w:left="5040" w:hanging="360"/>
+      </w:pPr>
+      <w:rPr>
+        <w:rFonts w:ascii="Wingdings" w:hAnsi="Wingdings" w:hint="default"/>
+        <w:sz w:val="20"/>
+      </w:rPr>
+    </w:lvl>
+    <w:lvl w:ilvl="7" w:tentative="1">
+      <w:start w:val="1"/>
+      <w:numFmt w:val="bullet"/>
+      <w:lvlText w:val=""/>
+      <w:lvlJc w:val="left"/>
+      <w:pPr>
+        <w:tabs>
+          <w:tab w:val="num" w:pos="5760"/>
+        </w:tabs>
+        <w:ind w:left="5760" w:hanging="360"/>
+      </w:pPr>
+      <w:rPr>
+        <w:rFonts w:ascii="Wingdings" w:hAnsi="Wingdings" w:hint="default"/>
+        <w:sz w:val="20"/>
+      </w:rPr>
+    </w:lvl>
+    <w:lvl w:ilvl="8" w:tentative="1">
+      <w:start w:val="1"/>
+      <w:numFmt w:val="bullet"/>
+      <w:lvlText w:val=""/>
+      <w:lvlJc w:val="left"/>
+      <w:pPr>
+        <w:tabs>
+          <w:tab w:val="num" w:pos="6480"/>
+        </w:tabs>
+        <w:ind w:left="6480" w:hanging="360"/>
+      </w:pPr>
+      <w:rPr>
+        <w:rFonts w:ascii="Wingdings" w:hAnsi="Wingdings" w:hint="default"/>
+        <w:sz w:val="20"/>
+      </w:rPr>
+    </w:lvl>
+  </w:abstractNum>
+  <w:abstractNum w:abstractNumId="7" w15:restartNumberingAfterBreak="0">
     <w:nsid w:val="2AFB2901"/>
     <w:multiLevelType w:val="multilevel"/>
     <w:tmpl w:val="7CB21A6C"/>
@@ -968,7 +2868,156 @@
       </w:rPr>
     </w:lvl>
   </w:abstractNum>
-  <w:abstractNum w:abstractNumId="1" w15:restartNumberingAfterBreak="0">
+  <w:abstractNum w:abstractNumId="8" w15:restartNumberingAfterBreak="0">
+    <w:nsid w:val="32D3734D"/>
+    <w:multiLevelType w:val="multilevel"/>
+    <w:tmpl w:val="65DE6710"/>
+    <w:lvl w:ilvl="0">
+      <w:start w:val="1"/>
+      <w:numFmt w:val="bullet"/>
+      <w:lvlText w:val=""/>
+      <w:lvlJc w:val="left"/>
+      <w:pPr>
+        <w:tabs>
+          <w:tab w:val="num" w:pos="720"/>
+        </w:tabs>
+        <w:ind w:left="720" w:hanging="360"/>
+      </w:pPr>
+      <w:rPr>
+        <w:rFonts w:ascii="Symbol" w:hAnsi="Symbol" w:hint="default"/>
+        <w:sz w:val="20"/>
+      </w:rPr>
+    </w:lvl>
+    <w:lvl w:ilvl="1" w:tentative="1">
+      <w:start w:val="1"/>
+      <w:numFmt w:val="bullet"/>
+      <w:lvlText w:val="o"/>
+      <w:lvlJc w:val="left"/>
+      <w:pPr>
+        <w:tabs>
+          <w:tab w:val="num" w:pos="1440"/>
+        </w:tabs>
+        <w:ind w:left="1440" w:hanging="360"/>
+      </w:pPr>
+      <w:rPr>
+        <w:rFonts w:ascii="Courier New" w:hAnsi="Courier New" w:hint="default"/>
+        <w:sz w:val="20"/>
+      </w:rPr>
+    </w:lvl>
+    <w:lvl w:ilvl="2" w:tentative="1">
+      <w:start w:val="1"/>
+      <w:numFmt w:val="bullet"/>
+      <w:lvlText w:val=""/>
+      <w:lvlJc w:val="left"/>
+      <w:pPr>
+        <w:tabs>
+          <w:tab w:val="num" w:pos="2160"/>
+        </w:tabs>
+        <w:ind w:left="2160" w:hanging="360"/>
+      </w:pPr>
+      <w:rPr>
+        <w:rFonts w:ascii="Wingdings" w:hAnsi="Wingdings" w:hint="default"/>
+        <w:sz w:val="20"/>
+      </w:rPr>
+    </w:lvl>
+    <w:lvl w:ilvl="3" w:tentative="1">
+      <w:start w:val="1"/>
+      <w:numFmt w:val="bullet"/>
+      <w:lvlText w:val=""/>
+      <w:lvlJc w:val="left"/>
+      <w:pPr>
+        <w:tabs>
+          <w:tab w:val="num" w:pos="2880"/>
+        </w:tabs>
+        <w:ind w:left="2880" w:hanging="360"/>
+      </w:pPr>
+      <w:rPr>
+        <w:rFonts w:ascii="Wingdings" w:hAnsi="Wingdings" w:hint="default"/>
+        <w:sz w:val="20"/>
+      </w:rPr>
+    </w:lvl>
+    <w:lvl w:ilvl="4" w:tentative="1">
+      <w:start w:val="1"/>
+      <w:numFmt w:val="bullet"/>
+      <w:lvlText w:val=""/>
+      <w:lvlJc w:val="left"/>
+      <w:pPr>
+        <w:tabs>
+          <w:tab w:val="num" w:pos="3600"/>
+        </w:tabs>
+        <w:ind w:left="3600" w:hanging="360"/>
+      </w:pPr>
+      <w:rPr>
+        <w:rFonts w:ascii="Wingdings" w:hAnsi="Wingdings" w:hint="default"/>
+        <w:sz w:val="20"/>
+      </w:rPr>
+    </w:lvl>
+    <w:lvl w:ilvl="5" w:tentative="1">
+      <w:start w:val="1"/>
+      <w:numFmt w:val="bullet"/>
+      <w:lvlText w:val=""/>
+      <w:lvlJc w:val="left"/>
+      <w:pPr>
+        <w:tabs>
+          <w:tab w:val="num" w:pos="4320"/>
+        </w:tabs>
+        <w:ind w:left="4320" w:hanging="360"/>
+      </w:pPr>
+      <w:rPr>
+        <w:rFonts w:ascii="Wingdings" w:hAnsi="Wingdings" w:hint="default"/>
+        <w:sz w:val="20"/>
+      </w:rPr>
+    </w:lvl>
+    <w:lvl w:ilvl="6" w:tentative="1">
+      <w:start w:val="1"/>
+      <w:numFmt w:val="bullet"/>
+      <w:lvlText w:val=""/>
+      <w:lvlJc w:val="left"/>
+      <w:pPr>
+        <w:tabs>
+          <w:tab w:val="num" w:pos="5040"/>
+        </w:tabs>
+        <w:ind w:left="5040" w:hanging="360"/>
+      </w:pPr>
+      <w:rPr>
+        <w:rFonts w:ascii="Wingdings" w:hAnsi="Wingdings" w:hint="default"/>
+        <w:sz w:val="20"/>
+      </w:rPr>
+    </w:lvl>
+    <w:lvl w:ilvl="7" w:tentative="1">
+      <w:start w:val="1"/>
+      <w:numFmt w:val="bullet"/>
+      <w:lvlText w:val=""/>
+      <w:lvlJc w:val="left"/>
+      <w:pPr>
+        <w:tabs>
+          <w:tab w:val="num" w:pos="5760"/>
+        </w:tabs>
+        <w:ind w:left="5760" w:hanging="360"/>
+      </w:pPr>
+      <w:rPr>
+        <w:rFonts w:ascii="Wingdings" w:hAnsi="Wingdings" w:hint="default"/>
+        <w:sz w:val="20"/>
+      </w:rPr>
+    </w:lvl>
+    <w:lvl w:ilvl="8" w:tentative="1">
+      <w:start w:val="1"/>
+      <w:numFmt w:val="bullet"/>
+      <w:lvlText w:val=""/>
+      <w:lvlJc w:val="left"/>
+      <w:pPr>
+        <w:tabs>
+          <w:tab w:val="num" w:pos="6480"/>
+        </w:tabs>
+        <w:ind w:left="6480" w:hanging="360"/>
+      </w:pPr>
+      <w:rPr>
+        <w:rFonts w:ascii="Wingdings" w:hAnsi="Wingdings" w:hint="default"/>
+        <w:sz w:val="20"/>
+      </w:rPr>
+    </w:lvl>
+  </w:abstractNum>
+  <w:abstractNum w:abstractNumId="9" w15:restartNumberingAfterBreak="0">
     <w:nsid w:val="39BB7204"/>
     <w:multiLevelType w:val="multilevel"/>
     <w:tmpl w:val="A50E98C6"/>
@@ -1117,7 +3166,120 @@
       </w:rPr>
     </w:lvl>
   </w:abstractNum>
-  <w:abstractNum w:abstractNumId="2" w15:restartNumberingAfterBreak="0">
+  <w:abstractNum w:abstractNumId="10" w15:restartNumberingAfterBreak="0">
+    <w:nsid w:val="4B5070FB"/>
+    <w:multiLevelType w:val="multilevel"/>
+    <w:tmpl w:val="3BEC483C"/>
+    <w:lvl w:ilvl="0">
+      <w:start w:val="1"/>
+      <w:numFmt w:val="decimal"/>
+      <w:lvlText w:val="%1."/>
+      <w:lvlJc w:val="left"/>
+      <w:pPr>
+        <w:tabs>
+          <w:tab w:val="num" w:pos="720"/>
+        </w:tabs>
+        <w:ind w:left="720" w:hanging="360"/>
+      </w:pPr>
+    </w:lvl>
+    <w:lvl w:ilvl="1" w:tentative="1">
+      <w:start w:val="1"/>
+      <w:numFmt w:val="decimal"/>
+      <w:lvlText w:val="%2."/>
+      <w:lvlJc w:val="left"/>
+      <w:pPr>
+        <w:tabs>
+          <w:tab w:val="num" w:pos="1440"/>
+        </w:tabs>
+        <w:ind w:left="1440" w:hanging="360"/>
+      </w:pPr>
+    </w:lvl>
+    <w:lvl w:ilvl="2" w:tentative="1">
+      <w:start w:val="1"/>
+      <w:numFmt w:val="decimal"/>
+      <w:lvlText w:val="%3."/>
+      <w:lvlJc w:val="left"/>
+      <w:pPr>
+        <w:tabs>
+          <w:tab w:val="num" w:pos="2160"/>
+        </w:tabs>
+        <w:ind w:left="2160" w:hanging="360"/>
+      </w:pPr>
+    </w:lvl>
+    <w:lvl w:ilvl="3" w:tentative="1">
+      <w:start w:val="1"/>
+      <w:numFmt w:val="decimal"/>
+      <w:lvlText w:val="%4."/>
+      <w:lvlJc w:val="left"/>
+      <w:pPr>
+        <w:tabs>
+          <w:tab w:val="num" w:pos="2880"/>
+        </w:tabs>
+        <w:ind w:left="2880" w:hanging="360"/>
+      </w:pPr>
+    </w:lvl>
+    <w:lvl w:ilvl="4" w:tentative="1">
+      <w:start w:val="1"/>
+      <w:numFmt w:val="decimal"/>
+      <w:lvlText w:val="%5."/>
+      <w:lvlJc w:val="left"/>
+      <w:pPr>
+        <w:tabs>
+          <w:tab w:val="num" w:pos="3600"/>
+        </w:tabs>
+        <w:ind w:left="3600" w:hanging="360"/>
+      </w:pPr>
+    </w:lvl>
+    <w:lvl w:ilvl="5" w:tentative="1">
+      <w:start w:val="1"/>
+      <w:numFmt w:val="decimal"/>
+      <w:lvlText w:val="%6."/>
+      <w:lvlJc w:val="left"/>
+      <w:pPr>
+        <w:tabs>
+          <w:tab w:val="num" w:pos="4320"/>
+        </w:tabs>
+        <w:ind w:left="4320" w:hanging="360"/>
+      </w:pPr>
+    </w:lvl>
+    <w:lvl w:ilvl="6" w:tentative="1">
+      <w:start w:val="1"/>
+      <w:numFmt w:val="decimal"/>
+      <w:lvlText w:val="%7."/>
+      <w:lvlJc w:val="left"/>
+      <w:pPr>
+        <w:tabs>
+          <w:tab w:val="num" w:pos="5040"/>
+        </w:tabs>
+        <w:ind w:left="5040" w:hanging="360"/>
+      </w:pPr>
+    </w:lvl>
+    <w:lvl w:ilvl="7" w:tentative="1">
+      <w:start w:val="1"/>
+      <w:numFmt w:val="decimal"/>
+      <w:lvlText w:val="%8."/>
+      <w:lvlJc w:val="left"/>
+      <w:pPr>
+        <w:tabs>
+          <w:tab w:val="num" w:pos="5760"/>
+        </w:tabs>
+        <w:ind w:left="5760" w:hanging="360"/>
+      </w:pPr>
+    </w:lvl>
+    <w:lvl w:ilvl="8" w:tentative="1">
+      <w:start w:val="1"/>
+      <w:numFmt w:val="decimal"/>
+      <w:lvlText w:val="%9."/>
+      <w:lvlJc w:val="left"/>
+      <w:pPr>
+        <w:tabs>
+          <w:tab w:val="num" w:pos="6480"/>
+        </w:tabs>
+        <w:ind w:left="6480" w:hanging="360"/>
+      </w:pPr>
+    </w:lvl>
+  </w:abstractNum>
+  <w:abstractNum w:abstractNumId="11" w15:restartNumberingAfterBreak="0">
     <w:nsid w:val="69D137BD"/>
     <w:multiLevelType w:val="multilevel"/>
     <w:tmpl w:val="0A5482A2"/>
@@ -1266,7 +3428,7 @@
       </w:rPr>
     </w:lvl>
   </w:abstractNum>
-  <w:abstractNum w:abstractNumId="3" w15:restartNumberingAfterBreak="0">
+  <w:abstractNum w:abstractNumId="12" w15:restartNumberingAfterBreak="0">
     <w:nsid w:val="778579A4"/>
     <w:multiLevelType w:val="multilevel"/>
     <w:tmpl w:val="D0665480"/>
@@ -1380,16 +3542,43 @@
     </w:lvl>
   </w:abstractNum>
   <w:num w:numId="1" w16cid:durableId="1225293111">
+    <w:abstractNumId w:val="9"/>
+  </w:num>
+  <w:num w:numId="2" w16cid:durableId="403142014">
+    <w:abstractNumId w:val="12"/>
+  </w:num>
+  <w:num w:numId="3" w16cid:durableId="199823498">
+    <w:abstractNumId w:val="11"/>
+  </w:num>
+  <w:num w:numId="4" w16cid:durableId="275060306">
+    <w:abstractNumId w:val="7"/>
+  </w:num>
+  <w:num w:numId="5" w16cid:durableId="1587155341">
+    <w:abstractNumId w:val="4"/>
+  </w:num>
+  <w:num w:numId="6" w16cid:durableId="1704133789">
     <w:abstractNumId w:val="1"/>
   </w:num>
-  <w:num w:numId="2" w16cid:durableId="403142014">
+  <w:num w:numId="7" w16cid:durableId="1314021092">
+    <w:abstractNumId w:val="6"/>
+  </w:num>
+  <w:num w:numId="8" w16cid:durableId="781148534">
+    <w:abstractNumId w:val="5"/>
+  </w:num>
+  <w:num w:numId="9" w16cid:durableId="804855616">
+    <w:abstractNumId w:val="8"/>
+  </w:num>
+  <w:num w:numId="10" w16cid:durableId="1193493478">
+    <w:abstractNumId w:val="0"/>
+  </w:num>
+  <w:num w:numId="11" w16cid:durableId="1754158981">
     <w:abstractNumId w:val="3"/>
   </w:num>
-  <w:num w:numId="3" w16cid:durableId="199823498">
+  <w:num w:numId="12" w16cid:durableId="1148739844">
+    <w:abstractNumId w:val="10"/>
+  </w:num>
+  <w:num w:numId="13" w16cid:durableId="1114054660">
     <w:abstractNumId w:val="2"/>
-  </w:num>
-  <w:num w:numId="4" w16cid:durableId="275060306">
-    <w:abstractNumId w:val="0"/>
   </w:num>
 </w:numbering>
 </file>
